--- a/output/literature/fletcher/pink_batts_ceiling_insulation.docx
+++ b/output/literature/fletcher/pink_batts_ceiling_insulation.docx
@@ -30,7 +30,7 @@
     </w:p>
     <w:p>
       <w:r>
-        <w:t>Pink Batts Ceiling Insulation is a bulk product family from Fletcher.</w:t>
+        <w:t>Pink® Batts are made from lightweight, flexible, and resilient glasswool for thermal and acoustic insulation of residential ceilings. They are available in various sizes to fit standard timber and steel joist spacings.</w:t>
       </w:r>
     </w:p>
     <w:p>
@@ -39,6 +39,54 @@
       </w:pPr>
       <w:r>
         <w:t>Key features</w:t>
+      </w:r>
+    </w:p>
+    <w:p>
+      <w:pPr>
+        <w:pStyle w:val="ListBullet"/>
+      </w:pPr>
+      <w:r>
+        <w:t>Low itch.</w:t>
+      </w:r>
+    </w:p>
+    <w:p>
+      <w:pPr>
+        <w:pStyle w:val="ListBullet"/>
+      </w:pPr>
+      <w:r>
+        <w:t>Easy to cut.</w:t>
+      </w:r>
+    </w:p>
+    <w:p>
+      <w:pPr>
+        <w:pStyle w:val="ListBullet"/>
+      </w:pPr>
+      <w:r>
+        <w:t>Friction fit standard joists.</w:t>
+      </w:r>
+    </w:p>
+    <w:p>
+      <w:pPr>
+        <w:pStyle w:val="ListBullet"/>
+      </w:pPr>
+      <w:r>
+        <w:t>Provides energy savings all year round.</w:t>
+      </w:r>
+    </w:p>
+    <w:p>
+      <w:pPr>
+        <w:pStyle w:val="ListBullet"/>
+      </w:pPr>
+      <w:r>
+        <w:t>Zero ODP insulation.</w:t>
+      </w:r>
+    </w:p>
+    <w:p>
+      <w:pPr>
+        <w:pStyle w:val="ListBullet"/>
+      </w:pPr>
+      <w:r>
+        <w:t>No harmful levels of VOCs released.</w:t>
       </w:r>
     </w:p>
     <w:p>
@@ -62,23 +110,7 @@
         <w:pStyle w:val="ListBullet"/>
       </w:pPr>
       <w:r>
-        <w:t>roof space</w:t>
-      </w:r>
-    </w:p>
-    <w:p>
-      <w:pPr>
-        <w:pStyle w:val="ListBullet"/>
-      </w:pPr>
-      <w:r>
-        <w:t>ceiling retrofit</w:t>
-      </w:r>
-    </w:p>
-    <w:p>
-      <w:pPr>
-        <w:pStyle w:val="ListBullet"/>
-      </w:pPr>
-      <w:r>
-        <w:t>residential ceiling</w:t>
+        <w:t>residential</w:t>
       </w:r>
     </w:p>
     <w:p>
@@ -707,7 +739,7 @@
           </w:tcPr>
           <w:p>
             <w:r>
-              <w:t>Source</w:t>
+              <w:t>Standard</w:t>
             </w:r>
           </w:p>
         </w:tc>
@@ -719,7 +751,7 @@
           </w:tcPr>
           <w:p>
             <w:r>
-              <w:t>Product type</w:t>
+              <w:t>R-value</w:t>
             </w:r>
           </w:p>
         </w:tc>
@@ -729,7 +761,7 @@
           </w:tcPr>
           <w:p>
             <w:r>
-              <w:t>Bulk</w:t>
+              <w:t>2.5</w:t>
             </w:r>
           </w:p>
         </w:tc>
@@ -739,7 +771,7 @@
           </w:tcPr>
           <w:p>
             <w:r>
-              <w:t>Manufacturer catalogue</w:t>
+              <w:t>m² K/W</w:t>
             </w:r>
           </w:p>
         </w:tc>
@@ -751,7 +783,7 @@
           </w:tcPr>
           <w:p>
             <w:r>
-              <w:t>Material</w:t>
+              <w:t>R-value</w:t>
             </w:r>
           </w:p>
         </w:tc>
@@ -761,7 +793,7 @@
           </w:tcPr>
           <w:p>
             <w:r>
-              <w:t>Glasswool</w:t>
+              <w:t>3.0</w:t>
             </w:r>
           </w:p>
         </w:tc>
@@ -771,7 +803,7 @@
           </w:tcPr>
           <w:p>
             <w:r>
-              <w:t>Manufacturer catalogue</w:t>
+              <w:t>m² K/W</w:t>
             </w:r>
           </w:p>
         </w:tc>
@@ -783,7 +815,7 @@
           </w:tcPr>
           <w:p>
             <w:r>
-              <w:t>Applications</w:t>
+              <w:t>R-value</w:t>
             </w:r>
           </w:p>
         </w:tc>
@@ -793,7 +825,7 @@
           </w:tcPr>
           <w:p>
             <w:r>
-              <w:t>ceiling; roof space; ceiling retrofit; residential ceiling</w:t>
+              <w:t>3.5</w:t>
             </w:r>
           </w:p>
         </w:tc>
@@ -803,12 +835,305 @@
           </w:tcPr>
           <w:p>
             <w:r>
-              <w:t>Manufacturer catalogue</w:t>
+              <w:t>m² K/W</w:t>
+            </w:r>
+          </w:p>
+        </w:tc>
+      </w:tr>
+      <w:tr>
+        <w:tc>
+          <w:tcPr>
+            <w:tcW w:type="dxa" w:w="2880"/>
+          </w:tcPr>
+          <w:p>
+            <w:r>
+              <w:t>R-value</w:t>
+            </w:r>
+          </w:p>
+        </w:tc>
+        <w:tc>
+          <w:tcPr>
+            <w:tcW w:type="dxa" w:w="2880"/>
+          </w:tcPr>
+          <w:p>
+            <w:r>
+              <w:t>4.0</w:t>
+            </w:r>
+          </w:p>
+        </w:tc>
+        <w:tc>
+          <w:tcPr>
+            <w:tcW w:type="dxa" w:w="2880"/>
+          </w:tcPr>
+          <w:p>
+            <w:r>
+              <w:t>m² K/W</w:t>
+            </w:r>
+          </w:p>
+        </w:tc>
+      </w:tr>
+      <w:tr>
+        <w:tc>
+          <w:tcPr>
+            <w:tcW w:type="dxa" w:w="2880"/>
+          </w:tcPr>
+          <w:p>
+            <w:r>
+              <w:t>R-value</w:t>
+            </w:r>
+          </w:p>
+        </w:tc>
+        <w:tc>
+          <w:tcPr>
+            <w:tcW w:type="dxa" w:w="2880"/>
+          </w:tcPr>
+          <w:p>
+            <w:r>
+              <w:t>4.1</w:t>
+            </w:r>
+          </w:p>
+        </w:tc>
+        <w:tc>
+          <w:tcPr>
+            <w:tcW w:type="dxa" w:w="2880"/>
+          </w:tcPr>
+          <w:p>
+            <w:r>
+              <w:t>m² K/W</w:t>
+            </w:r>
+          </w:p>
+        </w:tc>
+      </w:tr>
+      <w:tr>
+        <w:tc>
+          <w:tcPr>
+            <w:tcW w:type="dxa" w:w="2880"/>
+          </w:tcPr>
+          <w:p>
+            <w:r>
+              <w:t>R-value</w:t>
+            </w:r>
+          </w:p>
+        </w:tc>
+        <w:tc>
+          <w:tcPr>
+            <w:tcW w:type="dxa" w:w="2880"/>
+          </w:tcPr>
+          <w:p>
+            <w:r>
+              <w:t>5.0</w:t>
+            </w:r>
+          </w:p>
+        </w:tc>
+        <w:tc>
+          <w:tcPr>
+            <w:tcW w:type="dxa" w:w="2880"/>
+          </w:tcPr>
+          <w:p>
+            <w:r>
+              <w:t>m² K/W</w:t>
+            </w:r>
+          </w:p>
+        </w:tc>
+      </w:tr>
+      <w:tr>
+        <w:tc>
+          <w:tcPr>
+            <w:tcW w:type="dxa" w:w="2880"/>
+          </w:tcPr>
+          <w:p>
+            <w:r>
+              <w:t>R-value</w:t>
+            </w:r>
+          </w:p>
+        </w:tc>
+        <w:tc>
+          <w:tcPr>
+            <w:tcW w:type="dxa" w:w="2880"/>
+          </w:tcPr>
+          <w:p>
+            <w:r>
+              <w:t>6.0</w:t>
+            </w:r>
+          </w:p>
+        </w:tc>
+        <w:tc>
+          <w:tcPr>
+            <w:tcW w:type="dxa" w:w="2880"/>
+          </w:tcPr>
+          <w:p>
+            <w:r>
+              <w:t>m² K/W</w:t>
+            </w:r>
+          </w:p>
+        </w:tc>
+      </w:tr>
+      <w:tr>
+        <w:tc>
+          <w:tcPr>
+            <w:tcW w:type="dxa" w:w="2880"/>
+          </w:tcPr>
+          <w:p>
+            <w:r>
+              <w:t>R-value</w:t>
+            </w:r>
+          </w:p>
+        </w:tc>
+        <w:tc>
+          <w:tcPr>
+            <w:tcW w:type="dxa" w:w="2880"/>
+          </w:tcPr>
+          <w:p>
+            <w:r>
+              <w:t>7.0</w:t>
+            </w:r>
+          </w:p>
+        </w:tc>
+        <w:tc>
+          <w:tcPr>
+            <w:tcW w:type="dxa" w:w="2880"/>
+          </w:tcPr>
+          <w:p>
+            <w:r>
+              <w:t>m² K/W</w:t>
+            </w:r>
+          </w:p>
+        </w:tc>
+      </w:tr>
+      <w:tr>
+        <w:tc>
+          <w:tcPr>
+            <w:tcW w:type="dxa" w:w="2880"/>
+          </w:tcPr>
+          <w:p>
+            <w:r>
+              <w:t>Maximum Service Temperature</w:t>
+            </w:r>
+          </w:p>
+        </w:tc>
+        <w:tc>
+          <w:tcPr>
+            <w:tcW w:type="dxa" w:w="2880"/>
+          </w:tcPr>
+          <w:p>
+            <w:r>
+              <w:t>350 °C</w:t>
+            </w:r>
+          </w:p>
+        </w:tc>
+        <w:tc>
+          <w:tcPr>
+            <w:tcW w:type="dxa" w:w="2880"/>
+          </w:tcPr>
+          <w:p>
+            <w:r>
+              <w:t>ASTM C411/C447</w:t>
+            </w:r>
+          </w:p>
+        </w:tc>
+      </w:tr>
+      <w:tr>
+        <w:tc>
+          <w:tcPr>
+            <w:tcW w:type="dxa" w:w="2880"/>
+          </w:tcPr>
+          <w:p>
+            <w:r>
+              <w:t>Thermal Resistance</w:t>
+            </w:r>
+          </w:p>
+        </w:tc>
+        <w:tc>
+          <w:tcPr>
+            <w:tcW w:type="dxa" w:w="2880"/>
+          </w:tcPr>
+          <w:p>
+            <w:r>
+              <w:t>Complies</w:t>
+            </w:r>
+          </w:p>
+        </w:tc>
+        <w:tc>
+          <w:tcPr>
+            <w:tcW w:type="dxa" w:w="2880"/>
+          </w:tcPr>
+          <w:p>
+            <w:r>
+              <w:t>AS/NZS 4859.1:2002</w:t>
+            </w:r>
+          </w:p>
+        </w:tc>
+      </w:tr>
+      <w:tr>
+        <w:tc>
+          <w:tcPr>
+            <w:tcW w:type="dxa" w:w="2880"/>
+          </w:tcPr>
+          <w:p>
+            <w:r>
+              <w:t>Moisture Absorption</w:t>
+            </w:r>
+          </w:p>
+        </w:tc>
+        <w:tc>
+          <w:tcPr>
+            <w:tcW w:type="dxa" w:w="2880"/>
+          </w:tcPr>
+          <w:p>
+            <w:r>
+              <w:t>&lt;0.2%</w:t>
+            </w:r>
+          </w:p>
+        </w:tc>
+        <w:tc>
+          <w:tcPr>
+            <w:tcW w:type="dxa" w:w="2880"/>
+          </w:tcPr>
+          <w:p>
+            <w:r>
+              <w:t>% by volume</w:t>
+            </w:r>
+          </w:p>
+        </w:tc>
+      </w:tr>
+      <w:tr>
+        <w:tc>
+          <w:tcPr>
+            <w:tcW w:type="dxa" w:w="2880"/>
+          </w:tcPr>
+          <w:p>
+            <w:r>
+              <w:t>pH</w:t>
+            </w:r>
+          </w:p>
+        </w:tc>
+        <w:tc>
+          <w:tcPr>
+            <w:tcW w:type="dxa" w:w="2880"/>
+          </w:tcPr>
+          <w:p>
+            <w:r>
+              <w:t>9</w:t>
+            </w:r>
+          </w:p>
+        </w:tc>
+        <w:tc>
+          <w:tcPr>
+            <w:tcW w:type="dxa" w:w="2880"/>
+          </w:tcPr>
+          <w:p>
+            <w:r>
+              <w:t>ASTM C871</w:t>
             </w:r>
           </w:p>
         </w:tc>
       </w:tr>
     </w:tbl>
+    <w:p>
+      <w:r>
+        <w:t>Extracted from manufacturer datasheet: https://insulation.com.au/wp-content/uploads/2019/11/TDS-Pink-Batts-Ceiling-v4.pdf</w:t>
+      </w:r>
+    </w:p>
     <w:p>
       <w:pPr>
         <w:pStyle w:val="Heading1"/>
@@ -819,7 +1144,12 @@
     </w:p>
     <w:p>
       <w:r>
-        <w:t>NCC / project compliance: conditional - project-specific evidence required. Fire: not verified per SKU. BAL: not verified.</w:t>
+        <w:t>Combustibility AS1530.1:1994 Non combustible; AS/NZS 1530.3:1999: Ignitability Index 0, Spread of Flame Index 0, Heat Evolved Index 0, Smoke Developed Index 0–1; BAL Compliance AS3959:2018 Low – FZ</w:t>
+      </w:r>
+    </w:p>
+    <w:p>
+      <w:r>
+        <w:t>NCC / project compliance: conditional - project-specific evidence required. BAL: not verified.</w:t>
       </w:r>
     </w:p>
     <w:p>
@@ -831,8 +1161,19 @@
       </w:r>
     </w:p>
     <w:p>
+      <w:pPr>
+        <w:pStyle w:val="ListNumber"/>
+      </w:pPr>
       <w:r>
-        <w:t>Use the current manufacturer instructions and the project specification. Handling, fixing and jointing details must be confirmed against the TDS for the selected SKU.</w:t>
+        <w:t>Fit standard joists.</w:t>
+      </w:r>
+    </w:p>
+    <w:p>
+      <w:pPr>
+        <w:pStyle w:val="ListNumber"/>
+      </w:pPr>
+      <w:r>
+        <w:t>Use for new homes or retrofitting existing buildings.</w:t>
       </w:r>
     </w:p>
     <w:p>
@@ -858,7 +1199,7 @@
     </w:p>
     <w:p>
       <w:r>
-        <w:t>Sustainability and VOC statements are manufacturer-published claims and are not independently verified in this draft.</w:t>
+        <w:t>Avoids the use of Ozone Depleting Potential (ODP) substances and ensures no harmful levels of Volatile Organic Compounds (VOCs) are released.</w:t>
       </w:r>
     </w:p>
     <w:p>
